--- a/templates/clasica-foto/template.docx
+++ b/templates/clasica-foto/template.docx
@@ -476,6 +476,69 @@
     </w:p>
     <w:p>
       <w:r>
+        <w:t>{%p if show.extra_sections %}</w:t>
+      </w:r>
+    </w:p>
+    <w:p>
+      <w:r>
+        <w:t>{%p for x in extra_sections %}</w:t>
+      </w:r>
+    </w:p>
+    <w:p>
+      <w:pPr>
+        <w:spacing w:before="180" w:after="60"/>
+        <w:pBdr>
+          <w:bottom w:val="single" w:sz="4" w:space="1" w:color="{{ accent_color[1:] }}"/>
+        </w:pBdr>
+      </w:pPr>
+      <w:r>
+        <w:rPr>
+          <w:rFonts w:ascii="Cambria" w:hAnsi="Cambria"/>
+          <w:b/>
+          <w:sz w:val="22"/>
+          <w:color w:val="{{ accent_color[1:] }}"/>
+        </w:rPr>
+        <w:t>{{ x.title|upper }}</w:t>
+      </w:r>
+    </w:p>
+    <w:p>
+      <w:r>
+        <w:t>{%p for i in x.items %}</w:t>
+      </w:r>
+    </w:p>
+    <w:p>
+      <w:pPr>
+        <w:pStyle w:val="ListBullet"/>
+      </w:pPr>
+      <w:r>
+        <w:rPr/>
+        <w:t>{{ i.text }}</w:t>
+      </w:r>
+      <w:r>
+        <w:rPr>
+          <w:color w:val="555555"/>
+          <w:sz w:val="19"/>
+        </w:rPr>
+        <w:t>{% if i.date %} · {{ i.date }}{% endif %}</w:t>
+      </w:r>
+    </w:p>
+    <w:p>
+      <w:r>
+        <w:t>{%p endfor %}</w:t>
+      </w:r>
+    </w:p>
+    <w:p>
+      <w:r>
+        <w:t>{%p endfor %}</w:t>
+      </w:r>
+    </w:p>
+    <w:p>
+      <w:r>
+        <w:t>{%p endif %}</w:t>
+      </w:r>
+    </w:p>
+    <w:p>
+      <w:r>
         <w:t>{%p if show.skills %}</w:t>
       </w:r>
     </w:p>

--- a/templates/clasica-foto/template.docx
+++ b/templates/clasica-foto/template.docx
@@ -285,6 +285,13 @@
           <w:b/>
         </w:rPr>
         <w:t>{{ p.name }}</w:t>
+      </w:r>
+      <w:r>
+        <w:rPr>
+          <w:color w:val="555555"/>
+          <w:sz w:val="19"/>
+        </w:rPr>
+        <w:t>{% if p.url %} · {{ p.url }}{% endif %}</w:t>
       </w:r>
       <w:r>
         <w:rPr/>
